--- a/criador informal/Memorando_Criacao_Pequena_Escala_refs-leves.docx
+++ b/criador informal/Memorando_Criacao_Pequena_Escala_refs-leves.docx
@@ -2262,7 +2262,45 @@
           <w:color w:val="2B2B2B"/>
           <w:sz w:val="20"/>
         </w:rPr>
-        <w:t xml:space="preserve"> O Decreto-Lei n.º 315/2003, publicado no mesmo dia do Decreto-Lei n.º 314/2003, alterou o Decreto-Lei n.º 276/2001 para introduzir na definição de «hospedagem sem fins lucrativos» uma exceção por remissão para o artigo 3.º do diploma da raiva. O legislador delimitou os dois planos num só ato: subtraiu a detenção doméstica ao conceito de alojamento sujeito a título de acesso, em vez de a converter em limite de capacidade.</w:t>
+        <w:t xml:space="preserve"> O Decreto-Lei n.º 315/2003, publicado no mesmo dia do Decreto-Lei n.º 314/2003, alterou o Decreto-Lei n.º 276/2001 para excecionar da definição de «hospedagem sem fins lucrativos» as fracções autónomas em regime de propriedade horizontal a que se refere o n.º 3 do artigo 3.º do diploma da raiva. Confrontado com a coexistência dos dois regimes, o legislador subtraiu a detenção doméstica ao conceito de alojamento sujeito a título de acesso, em vez de a converter em limite de capacidade.</w:t>
+      </w:r>
+    </w:p>
+    <w:p>
+      <w:pPr>
+        <w:spacing w:before="0" w:after="80" w:line="293" w:lineRule="auto"/>
+        <w:ind w:left="351" w:hanging="351"/>
+        <w:jc w:val="both"/>
+      </w:pPr>
+      <w:r>
+        <w:rPr>
+          <w:rFonts w:ascii="Aptos" w:hAnsi="Aptos" w:cs="Aptos" w:eastAsia="Aptos"/>
+          <w:b w:val="0"/>
+          <w:i w:val="0"/>
+          <w:color w:val="7C8894"/>
+          <w:sz w:val="20"/>
+        </w:rPr>
+        <w:t>—</w:t>
+        <w:tab/>
+      </w:r>
+      <w:r>
+        <w:rPr>
+          <w:rFonts w:ascii="Aptos" w:hAnsi="Aptos" w:cs="Aptos" w:eastAsia="Aptos"/>
+          <w:b/>
+          <w:i w:val="0"/>
+          <w:color w:val="2B2B2B"/>
+          <w:sz w:val="20"/>
+        </w:rPr>
+        <w:t>Leitura confirmada pela doutrina.</w:t>
+      </w:r>
+      <w:r>
+        <w:rPr>
+          <w:rFonts w:ascii="Aptos" w:hAnsi="Aptos" w:cs="Aptos" w:eastAsia="Aptos"/>
+          <w:b w:val="0"/>
+          <w:i w:val="0"/>
+          <w:color w:val="2B2B2B"/>
+          <w:sz w:val="20"/>
+        </w:rPr>
+        <w:t xml:space="preserve"> A propósito do mesmo artigo 3.º, sustentou-se que «a limitação prevista nesta norma vale para efeito de prevenção de zoonoses» e que seria abusivo dela extrair uma limitação geral aos poderes do proprietário. Se os limites não conformam sequer o direito de propriedade e as relações de vizinhança, menos podem condicionar o acesso a uma atividade económica regulada por diploma próprio.</w:t>
       </w:r>
     </w:p>
     <w:p>

--- a/criador informal/Memorando_Criacao_Pequena_Escala_refs-leves.docx
+++ b/criador informal/Memorando_Criacao_Pequena_Escala_refs-leves.docx
@@ -2186,7 +2186,7 @@
           <w:color w:val="2B2B2B"/>
           <w:sz w:val="20"/>
         </w:rPr>
-        <w:t>Estes limites regulam a detenção doméstica. Não constituem limiar de capacidade dos estabelecimentos de criação nem condicionam o acesso à atividade. Os fundamentos desta leitura desenvolvem-se em anexo autónomo; sintetizam-se aqui os essenciais.</w:t>
+        <w:t>A questão que se coloca é a de saber se estes limites constituem limiar de capacidade dos estabelecimentos de criação. O anexo autónomo examina-a confrontando os elementos nos dois sentidos; resumem-se aqui a conclusão e os pontos que a sustentam ou a condicionam.</w:t>
       </w:r>
     </w:p>
     <w:p>
@@ -2214,7 +2214,7 @@
           <w:color w:val="2B2B2B"/>
           <w:sz w:val="20"/>
         </w:rPr>
-        <w:t>Objeto e destinatário.</w:t>
+        <w:t>O diploma sanitário aplica-se a quem cria.</w:t>
       </w:r>
       <w:r>
         <w:rPr>
@@ -2224,7 +2224,7 @@
           <w:color w:val="2B2B2B"/>
           <w:sz w:val="20"/>
         </w:rPr>
-        <w:t xml:space="preserve"> O diploma é legislação sanitária de luta contra a raiva. A epígrafe do artigo 3.º é «Detenção de cães e gatos» e o seu destinatário é o detentor, referido ao fogo. O Decreto-Lei n.º 276/2001 tem por objeto o exercício de uma atividade.</w:t>
+        <w:t xml:space="preserve"> A al. d) do seu artigo 2.º define detentor por referência expressa à reprodução e à criação, com ou sem fins comerciais. Sustentar que o Decreto-Lei n.º 314/2003 é alheio à criação não tem apoio no texto.</w:t>
       </w:r>
     </w:p>
     <w:p>
@@ -2252,7 +2252,7 @@
           <w:color w:val="2B2B2B"/>
           <w:sz w:val="20"/>
         </w:rPr>
-        <w:t>Articulação expressa feita pelo legislador.</w:t>
+        <w:t>O artigo 3.º não é, porém, norma de acesso à atividade.</w:t>
       </w:r>
       <w:r>
         <w:rPr>
@@ -2262,7 +2262,7 @@
           <w:color w:val="2B2B2B"/>
           <w:sz w:val="20"/>
         </w:rPr>
-        <w:t xml:space="preserve"> O Decreto-Lei n.º 315/2003, publicado no mesmo dia do Decreto-Lei n.º 314/2003, alterou o Decreto-Lei n.º 276/2001 para excecionar da definição de «hospedagem sem fins lucrativos» as fracções autónomas em regime de propriedade horizontal a que se refere o n.º 3 do artigo 3.º do diploma da raiva. Confrontado com a coexistência dos dois regimes, o legislador subtraiu a detenção doméstica ao conceito de alojamento sujeito a título de acesso, em vez de a converter em limite de capacidade.</w:t>
+        <w:t xml:space="preserve"> Não tipifica o exercício sem título, não fixa lotação de estabelecimento e é executado por autoridades diversas. A norma sancionatória que lhe corresponde descreve a conduta como «permanência de cães e gatos em habitações e terrenos anexos». O diploma trata os estabelecimentos em artigo próprio, o artigo 5.º.</w:t>
       </w:r>
     </w:p>
     <w:p>
@@ -2290,7 +2290,7 @@
           <w:color w:val="2B2B2B"/>
           <w:sz w:val="20"/>
         </w:rPr>
-        <w:t>Leitura confirmada pela doutrina.</w:t>
+        <w:t>Os dois regimes são cumulativos, não alternativos.</w:t>
       </w:r>
       <w:r>
         <w:rPr>
@@ -2300,7 +2300,7 @@
           <w:color w:val="2B2B2B"/>
           <w:sz w:val="20"/>
         </w:rPr>
-        <w:t xml:space="preserve"> A propósito do mesmo artigo 3.º, sustentou-se que «a limitação prevista nesta norma vale para efeito de prevenção de zoonoses» e que seria abusivo dela extrair uma limitação geral aos poderes do proprietário. Se os limites não conformam sequer o direito de propriedade e as relações de vizinhança, menos podem condicionar o acesso a uma atividade económica regulada por diploma próprio.</w:t>
+        <w:t xml:space="preserve"> Quem cria na sua habitação é detentor para efeitos sanitários e operador para efeitos do diploma dos alojamentos. A capacidade do estabelecimento é declarada na mera comunicação prévia e aferida pelas dimensões mínimas do anexo III do Decreto-Lei n.º 276/2001.</w:t>
       </w:r>
     </w:p>
     <w:p>
@@ -2328,7 +2328,7 @@
           <w:color w:val="2B2B2B"/>
           <w:sz w:val="20"/>
         </w:rPr>
-        <w:t>Critérios logicamente independentes.</w:t>
+        <w:t>O diploma dos alojamentos admite expressamente que um alojamento se situe numa habitação</w:t>
       </w:r>
       <w:r>
         <w:rPr>
@@ -2338,7 +2338,7 @@
           <w:color w:val="2B2B2B"/>
           <w:sz w:val="20"/>
         </w:rPr>
-        <w:t xml:space="preserve"> O Decreto-Lei n.º 276/2001 desencadeia-se com uma fêmea reprodutora; o Decreto-Lei n.º 314/2003 com o quarto animal adulto no fogo. Pode haver atividade sem excesso de lotação e lotação sem atividade.</w:t>
+        <w:t>, ao prever, no n.º 2 do seu artigo 67.º-A, o acesso das autoridades a casas de habitação e terrenos privados para controlo do alojamento e do seu titular. É a solução que o Regulamento viria a consagrar ao incluir as casas particulares.</w:t>
       </w:r>
     </w:p>
     <w:p>
@@ -2366,7 +2366,7 @@
           <w:color w:val="2B2B2B"/>
           <w:sz w:val="20"/>
         </w:rPr>
-        <w:t>A capacidade tem regime próprio.</w:t>
+        <w:t>Ponto que fica em aberto.</w:t>
       </w:r>
       <w:r>
         <w:rPr>
@@ -2376,7 +2376,7 @@
           <w:color w:val="2B2B2B"/>
           <w:sz w:val="20"/>
         </w:rPr>
-        <w:t xml:space="preserve"> É declarada na mera comunicação prévia e aferida pelos parâmetros do anexo I do Decreto-Lei n.º 276/2001, por força do n.º 6 do artigo 25.º. A lei especial dos alojamentos é essa.</w:t>
+        <w:t xml:space="preserve"> Em prédios rústicos e mistos o n.º 4 não fixa teto. Em prédios urbanos o n.º 2 fixa um máximo de seis animais adultos. A situação do estabelecimento titulado em prédio urbano acima desse número não está resolvida na lei nem na jurisprudência conhecida, e deve ser objeto de norma expressa no futuro regime.</w:t>
       </w:r>
     </w:p>
     <w:p>
@@ -2414,83 +2414,7 @@
           <w:color w:val="2B2B2B"/>
           <w:sz w:val="20"/>
         </w:rPr>
-        <w:t xml:space="preserve"> Se os limites por fogo valessem como capacidade dos estabelecimentos, nenhum criador em prédio urbano poderia deter mais de quatro animais adultos, e o limiar europeu de cinco fêmeas reprodutoras seria inaplicável em meio urbano. O resultado contraria a arquitetura do Regulamento e a do próprio projeto de regime.</w:t>
-      </w:r>
-    </w:p>
-    <w:p>
-      <w:pPr>
-        <w:spacing w:before="0" w:after="80" w:line="293" w:lineRule="auto"/>
-        <w:ind w:left="351" w:hanging="351"/>
-        <w:jc w:val="both"/>
-      </w:pPr>
-      <w:r>
-        <w:rPr>
-          <w:rFonts w:ascii="Aptos" w:hAnsi="Aptos" w:cs="Aptos" w:eastAsia="Aptos"/>
-          <w:b w:val="0"/>
-          <w:i w:val="0"/>
-          <w:color w:val="7C8894"/>
-          <w:sz w:val="20"/>
-        </w:rPr>
-        <w:t>—</w:t>
-        <w:tab/>
-      </w:r>
-      <w:r>
-        <w:rPr>
-          <w:rFonts w:ascii="Aptos" w:hAnsi="Aptos" w:cs="Aptos" w:eastAsia="Aptos"/>
-          <w:b/>
-          <w:i w:val="0"/>
-          <w:color w:val="2B2B2B"/>
-          <w:sz w:val="20"/>
-        </w:rPr>
-        <w:t>Classificação predial é critério tributário.</w:t>
-      </w:r>
-      <w:r>
-        <w:rPr>
-          <w:rFonts w:ascii="Aptos" w:hAnsi="Aptos" w:cs="Aptos" w:eastAsia="Aptos"/>
-          <w:b w:val="0"/>
-          <w:i w:val="0"/>
-          <w:color w:val="2B2B2B"/>
-          <w:sz w:val="20"/>
-        </w:rPr>
-        <w:t xml:space="preserve"> Prédio urbano, rústico e misto são categorias do Código do Imposto Municipal sobre Imóveis. Fazer depender a licitude de uma atividade económica da matriz predial não encontra apoio na lei nem resiste a um juízo de proporcionalidade.</w:t>
-      </w:r>
-    </w:p>
-    <w:p>
-      <w:pPr>
-        <w:spacing w:before="0" w:after="80" w:line="293" w:lineRule="auto"/>
-        <w:ind w:left="351" w:hanging="351"/>
-        <w:jc w:val="both"/>
-      </w:pPr>
-      <w:r>
-        <w:rPr>
-          <w:rFonts w:ascii="Aptos" w:hAnsi="Aptos" w:cs="Aptos" w:eastAsia="Aptos"/>
-          <w:b w:val="0"/>
-          <w:i w:val="0"/>
-          <w:color w:val="7C8894"/>
-          <w:sz w:val="20"/>
-        </w:rPr>
-        <w:t>—</w:t>
-        <w:tab/>
-      </w:r>
-      <w:r>
-        <w:rPr>
-          <w:rFonts w:ascii="Aptos" w:hAnsi="Aptos" w:cs="Aptos" w:eastAsia="Aptos"/>
-          <w:b/>
-          <w:i w:val="0"/>
-          <w:color w:val="2B2B2B"/>
-          <w:sz w:val="20"/>
-        </w:rPr>
-        <w:t>O direito da União afasta a relevância do tipo de prédio.</w:t>
-      </w:r>
-      <w:r>
-        <w:rPr>
-          <w:rFonts w:ascii="Aptos" w:hAnsi="Aptos" w:cs="Aptos" w:eastAsia="Aptos"/>
-          <w:b w:val="0"/>
-          <w:i w:val="0"/>
-          <w:color w:val="2B2B2B"/>
-          <w:sz w:val="20"/>
-        </w:rPr>
-        <w:t xml:space="preserve"> O Regulamento define estabelecimento de criação como qualquer instalação ou estrutura, incluindo casas particulares, onde são mantidos cães ou gatos para fins de reprodução com vista à colocação da sua descendência no mercado.</w:t>
+        <w:t xml:space="preserve"> Se os limites por fogo valessem como capacidade dos estabelecimentos, o limiar europeu de cinco fêmeas reprodutoras seria inaplicável em meio urbano. O resultado contraria a arquitetura do Regulamento e a do próprio projeto de regime.</w:t>
       </w:r>
     </w:p>
     <w:p>
